--- a/backend/template.docx
+++ b/backend/template.docx
@@ -884,7 +884,27 @@
               <w:sz w:val="20"/>
               <w:szCs w:val="20"/>
             </w:rPr>
-            <w:t>Ostin Living</w:t>
+            <w:t>{{</w:t>
+          </w:r>
+          <w:proofErr w:type="spellStart"/>
+          <w:r>
+            <w:rPr>
+              <w:rFonts w:ascii="Poppins" w:hAnsi="Poppins" w:cs="Poppins"/>
+              <w:i/>
+              <w:sz w:val="20"/>
+              <w:szCs w:val="20"/>
+            </w:rPr>
+            <w:t>client_company</w:t>
+          </w:r>
+          <w:proofErr w:type="spellEnd"/>
+          <w:r>
+            <w:rPr>
+              <w:rFonts w:ascii="Poppins" w:hAnsi="Poppins" w:cs="Poppins"/>
+              <w:i/>
+              <w:sz w:val="20"/>
+              <w:szCs w:val="20"/>
+            </w:rPr>
+            <w:t>}}</w:t>
           </w:r>
           <w:r>
             <w:rPr>
@@ -1992,19 +2012,7 @@
         <w:rPr>
           <w:rFonts w:ascii="Poppins" w:hAnsi="Poppins" w:cs="Poppins"/>
         </w:rPr>
-        <w:t>{{strengths</w:t>
-      </w:r>
-      <w:r>
-        <w:rPr>
-          <w:rFonts w:ascii="Poppins" w:hAnsi="Poppins" w:cs="Poppins"/>
-        </w:rPr>
-        <w:t>2</w:t>
-      </w:r>
-      <w:r>
-        <w:rPr>
-          <w:rFonts w:ascii="Poppins" w:hAnsi="Poppins" w:cs="Poppins"/>
-        </w:rPr>
-        <w:t>}}</w:t>
+        <w:t>{{strengths2}}</w:t>
       </w:r>
     </w:p>
     <w:p>
@@ -2047,19 +2055,7 @@
         <w:rPr>
           <w:rFonts w:ascii="Poppins" w:hAnsi="Poppins" w:cs="Poppins"/>
         </w:rPr>
-        <w:t>{{strengths</w:t>
-      </w:r>
-      <w:r>
-        <w:rPr>
-          <w:rFonts w:ascii="Poppins" w:hAnsi="Poppins" w:cs="Poppins"/>
-        </w:rPr>
-        <w:t>3</w:t>
-      </w:r>
-      <w:r>
-        <w:rPr>
-          <w:rFonts w:ascii="Poppins" w:hAnsi="Poppins" w:cs="Poppins"/>
-        </w:rPr>
-        <w:t>}}</w:t>
+        <w:t>{{strengths3}}</w:t>
       </w:r>
     </w:p>
     <w:p>
@@ -2104,19 +2100,7 @@
         <w:rPr>
           <w:rFonts w:ascii="Poppins" w:hAnsi="Poppins" w:cs="Poppins"/>
         </w:rPr>
-        <w:t>{{strengths</w:t>
-      </w:r>
-      <w:r>
-        <w:rPr>
-          <w:rFonts w:ascii="Poppins" w:hAnsi="Poppins" w:cs="Poppins"/>
-        </w:rPr>
-        <w:t>4</w:t>
-      </w:r>
-      <w:r>
-        <w:rPr>
-          <w:rFonts w:ascii="Poppins" w:hAnsi="Poppins" w:cs="Poppins"/>
-        </w:rPr>
-        <w:t>}}</w:t>
+        <w:t>{{strengths4}}</w:t>
       </w:r>
     </w:p>
     <w:p>
@@ -2488,25 +2472,7 @@
           <w:sz w:val="22"/>
           <w:szCs w:val="22"/>
         </w:rPr>
-        <w:t>{{cp</w:t>
-      </w:r>
-      <w:r>
-        <w:rPr>
-          <w:rFonts w:ascii="Poppins" w:hAnsi="Poppins" w:cs="Poppins"/>
-          <w:b/>
-          <w:sz w:val="22"/>
-          <w:szCs w:val="22"/>
-        </w:rPr>
-        <w:t>2</w:t>
-      </w:r>
-      <w:r>
-        <w:rPr>
-          <w:rFonts w:ascii="Poppins" w:hAnsi="Poppins" w:cs="Poppins"/>
-          <w:b/>
-          <w:sz w:val="22"/>
-          <w:szCs w:val="22"/>
-        </w:rPr>
-        <w:t>_bold}}</w:t>
+        <w:t>{{cp2_bold}}</w:t>
       </w:r>
       <w:r>
         <w:rPr>
@@ -2532,23 +2498,7 @@
           <w:sz w:val="22"/>
           <w:szCs w:val="22"/>
         </w:rPr>
-        <w:t>{{pillar</w:t>
-      </w:r>
-      <w:r>
-        <w:rPr>
-          <w:rFonts w:ascii="Poppins" w:hAnsi="Poppins" w:cs="Poppins"/>
-          <w:sz w:val="22"/>
-          <w:szCs w:val="22"/>
-        </w:rPr>
-        <w:t>2</w:t>
-      </w:r>
-      <w:r>
-        <w:rPr>
-          <w:rFonts w:ascii="Poppins" w:hAnsi="Poppins" w:cs="Poppins"/>
-          <w:sz w:val="22"/>
-          <w:szCs w:val="22"/>
-        </w:rPr>
-        <w:t>}}</w:t>
+        <w:t>{{pillar2}}</w:t>
       </w:r>
     </w:p>
     <w:p>
@@ -2572,25 +2522,7 @@
           <w:sz w:val="22"/>
           <w:szCs w:val="22"/>
         </w:rPr>
-        <w:t>{{cp</w:t>
-      </w:r>
-      <w:r>
-        <w:rPr>
-          <w:rFonts w:ascii="Poppins" w:hAnsi="Poppins" w:cs="Poppins"/>
-          <w:b/>
-          <w:sz w:val="22"/>
-          <w:szCs w:val="22"/>
-        </w:rPr>
-        <w:t>3</w:t>
-      </w:r>
-      <w:r>
-        <w:rPr>
-          <w:rFonts w:ascii="Poppins" w:hAnsi="Poppins" w:cs="Poppins"/>
-          <w:b/>
-          <w:sz w:val="22"/>
-          <w:szCs w:val="22"/>
-        </w:rPr>
-        <w:t>_bold}}</w:t>
+        <w:t>{{cp3_bold}}</w:t>
       </w:r>
       <w:r>
         <w:rPr>
@@ -2616,23 +2548,7 @@
           <w:sz w:val="22"/>
           <w:szCs w:val="22"/>
         </w:rPr>
-        <w:t>{{pillar</w:t>
-      </w:r>
-      <w:r>
-        <w:rPr>
-          <w:rFonts w:ascii="Poppins" w:hAnsi="Poppins" w:cs="Poppins"/>
-          <w:sz w:val="22"/>
-          <w:szCs w:val="22"/>
-        </w:rPr>
-        <w:t>3</w:t>
-      </w:r>
-      <w:r>
-        <w:rPr>
-          <w:rFonts w:ascii="Poppins" w:hAnsi="Poppins" w:cs="Poppins"/>
-          <w:sz w:val="22"/>
-          <w:szCs w:val="22"/>
-        </w:rPr>
-        <w:t>}}</w:t>
+        <w:t>{{pillar3}}</w:t>
       </w:r>
     </w:p>
     <w:p>
@@ -2656,58 +2572,15 @@
           <w:sz w:val="22"/>
           <w:szCs w:val="22"/>
         </w:rPr>
-        <w:t>{{cp</w:t>
-      </w:r>
-      <w:r>
-        <w:rPr>
-          <w:rFonts w:ascii="Poppins" w:hAnsi="Poppins" w:cs="Poppins"/>
-          <w:b/>
+        <w:t xml:space="preserve">{{cp4_bold}}: </w:t>
+      </w:r>
+      <w:r>
+        <w:rPr>
+          <w:rFonts w:ascii="Poppins" w:hAnsi="Poppins" w:cs="Poppins"/>
           <w:sz w:val="22"/>
           <w:szCs w:val="22"/>
         </w:rPr>
-        <w:t>4</w:t>
-      </w:r>
-      <w:r>
-        <w:rPr>
-          <w:rFonts w:ascii="Poppins" w:hAnsi="Poppins" w:cs="Poppins"/>
-          <w:b/>
-          <w:sz w:val="22"/>
-          <w:szCs w:val="22"/>
-        </w:rPr>
-        <w:t>_bold}}</w:t>
-      </w:r>
-      <w:r>
-        <w:rPr>
-          <w:rFonts w:ascii="Poppins" w:hAnsi="Poppins" w:cs="Poppins"/>
-          <w:b/>
-          <w:sz w:val="22"/>
-          <w:szCs w:val="22"/>
-        </w:rPr>
-        <w:t xml:space="preserve">: </w:t>
-      </w:r>
-      <w:r>
-        <w:rPr>
-          <w:rFonts w:ascii="Poppins" w:hAnsi="Poppins" w:cs="Poppins"/>
-          <w:sz w:val="22"/>
-          <w:szCs w:val="22"/>
-        </w:rPr>
-        <w:t>{{pillar</w:t>
-      </w:r>
-      <w:r>
-        <w:rPr>
-          <w:rFonts w:ascii="Poppins" w:hAnsi="Poppins" w:cs="Poppins"/>
-          <w:sz w:val="22"/>
-          <w:szCs w:val="22"/>
-        </w:rPr>
-        <w:t>4</w:t>
-      </w:r>
-      <w:r>
-        <w:rPr>
-          <w:rFonts w:ascii="Poppins" w:hAnsi="Poppins" w:cs="Poppins"/>
-          <w:sz w:val="22"/>
-          <w:szCs w:val="22"/>
-        </w:rPr>
-        <w:t>}}</w:t>
+        <w:t>{{pillar4}}</w:t>
       </w:r>
     </w:p>
     <w:p>
@@ -2729,25 +2602,7 @@
           <w:sz w:val="22"/>
           <w:szCs w:val="22"/>
         </w:rPr>
-        <w:t>{{cp</w:t>
-      </w:r>
-      <w:r>
-        <w:rPr>
-          <w:rFonts w:ascii="Poppins" w:hAnsi="Poppins" w:cs="Poppins"/>
-          <w:b/>
-          <w:sz w:val="22"/>
-          <w:szCs w:val="22"/>
-        </w:rPr>
-        <w:t>5</w:t>
-      </w:r>
-      <w:r>
-        <w:rPr>
-          <w:rFonts w:ascii="Poppins" w:hAnsi="Poppins" w:cs="Poppins"/>
-          <w:b/>
-          <w:sz w:val="22"/>
-          <w:szCs w:val="22"/>
-        </w:rPr>
-        <w:t>_bold}}</w:t>
+        <w:t>{{cp5_bold}}</w:t>
       </w:r>
       <w:r>
         <w:rPr>
@@ -2765,31 +2620,7 @@
           <w:sz w:val="22"/>
           <w:szCs w:val="22"/>
         </w:rPr>
-        <w:t xml:space="preserve"> </w:t>
-      </w:r>
-      <w:r>
-        <w:rPr>
-          <w:rFonts w:ascii="Poppins" w:hAnsi="Poppins" w:cs="Poppins"/>
-          <w:sz w:val="22"/>
-          <w:szCs w:val="22"/>
-        </w:rPr>
-        <w:t>{{pillar</w:t>
-      </w:r>
-      <w:r>
-        <w:rPr>
-          <w:rFonts w:ascii="Poppins" w:hAnsi="Poppins" w:cs="Poppins"/>
-          <w:sz w:val="22"/>
-          <w:szCs w:val="22"/>
-        </w:rPr>
-        <w:t>5</w:t>
-      </w:r>
-      <w:r>
-        <w:rPr>
-          <w:rFonts w:ascii="Poppins" w:hAnsi="Poppins" w:cs="Poppins"/>
-          <w:sz w:val="22"/>
-          <w:szCs w:val="22"/>
-        </w:rPr>
-        <w:t>}}</w:t>
+        <w:t xml:space="preserve"> {{pillar5}}</w:t>
       </w:r>
     </w:p>
     <w:p>
@@ -3550,23 +3381,7 @@
                 <w:sz w:val="20"/>
                 <w:szCs w:val="20"/>
               </w:rPr>
-              <w:t>{{f</w:t>
-            </w:r>
-            <w:r>
-              <w:rPr>
-                <w:rFonts w:ascii="Poppins" w:hAnsi="Poppins" w:cs="Poppins"/>
-                <w:sz w:val="20"/>
-                <w:szCs w:val="20"/>
-              </w:rPr>
-              <w:t>2</w:t>
-            </w:r>
-            <w:r>
-              <w:rPr>
-                <w:rFonts w:ascii="Poppins" w:hAnsi="Poppins" w:cs="Poppins"/>
-                <w:sz w:val="20"/>
-                <w:szCs w:val="20"/>
-              </w:rPr>
-              <w:t>}}</w:t>
+              <w:t>{{f2}}</w:t>
             </w:r>
           </w:p>
         </w:tc>
@@ -3738,23 +3553,7 @@
                 <w:sz w:val="20"/>
                 <w:szCs w:val="20"/>
               </w:rPr>
-              <w:t>{{f</w:t>
-            </w:r>
-            <w:r>
-              <w:rPr>
-                <w:rFonts w:ascii="Poppins" w:hAnsi="Poppins" w:cs="Poppins"/>
-                <w:sz w:val="20"/>
-                <w:szCs w:val="20"/>
-              </w:rPr>
-              <w:t>3</w:t>
-            </w:r>
-            <w:r>
-              <w:rPr>
-                <w:rFonts w:ascii="Poppins" w:hAnsi="Poppins" w:cs="Poppins"/>
-                <w:sz w:val="20"/>
-                <w:szCs w:val="20"/>
-              </w:rPr>
-              <w:t>}}</w:t>
+              <w:t>{{f3}}</w:t>
             </w:r>
           </w:p>
         </w:tc>
@@ -3926,23 +3725,7 @@
                 <w:sz w:val="20"/>
                 <w:szCs w:val="20"/>
               </w:rPr>
-              <w:t>{{f</w:t>
-            </w:r>
-            <w:r>
-              <w:rPr>
-                <w:rFonts w:ascii="Poppins" w:hAnsi="Poppins" w:cs="Poppins"/>
-                <w:sz w:val="20"/>
-                <w:szCs w:val="20"/>
-              </w:rPr>
-              <w:t>4</w:t>
-            </w:r>
-            <w:r>
-              <w:rPr>
-                <w:rFonts w:ascii="Poppins" w:hAnsi="Poppins" w:cs="Poppins"/>
-                <w:sz w:val="20"/>
-                <w:szCs w:val="20"/>
-              </w:rPr>
-              <w:t>}}</w:t>
+              <w:t>{{f4}}</w:t>
             </w:r>
           </w:p>
         </w:tc>
@@ -4114,23 +3897,7 @@
                 <w:sz w:val="20"/>
                 <w:szCs w:val="20"/>
               </w:rPr>
-              <w:t>{{f</w:t>
-            </w:r>
-            <w:r>
-              <w:rPr>
-                <w:rFonts w:ascii="Poppins" w:hAnsi="Poppins" w:cs="Poppins"/>
-                <w:sz w:val="20"/>
-                <w:szCs w:val="20"/>
-              </w:rPr>
-              <w:t>5</w:t>
-            </w:r>
-            <w:r>
-              <w:rPr>
-                <w:rFonts w:ascii="Poppins" w:hAnsi="Poppins" w:cs="Poppins"/>
-                <w:sz w:val="20"/>
-                <w:szCs w:val="20"/>
-              </w:rPr>
-              <w:t>}}</w:t>
+              <w:t>{{f5}}</w:t>
             </w:r>
           </w:p>
         </w:tc>
@@ -7973,7 +7740,7 @@
         <w:rPr>
           <w:rFonts w:ascii="Poppins" w:hAnsi="Poppins" w:cs="Poppins"/>
         </w:rPr>
-        <w:t>12 months</w:t>
+        <w:t>{{validity}}</w:t>
       </w:r>
       <w:r>
         <w:rPr>
@@ -13041,6 +12808,7 @@
   <w:style w:type="character" w:default="1" w:styleId="DefaultParagraphFont">
     <w:name w:val="Default Paragraph Font"/>
     <w:uiPriority w:val="1"/>
+    <w:semiHidden/>
     <w:unhideWhenUsed/>
   </w:style>
   <w:style w:type="table" w:default="1" w:styleId="TableNormal">

--- a/backend/template.docx
+++ b/backend/template.docx
@@ -273,45 +273,7 @@
                                       <w14:round/>
                                     </w14:textOutline>
                                   </w:rPr>
-                                  <w:t>{{</w:t>
-                                </w:r>
-                                <w:proofErr w:type="spellStart"/>
-                                <w:r>
-                                  <w:rPr>
-                                    <w:rFonts w:ascii="Poppins" w:hAnsi="Poppins" w:cs="Poppins"/>
-                                    <w:color w:val="000000" w:themeColor="text1"/>
-                                    <w:sz w:val="44"/>
-                                    <w14:shadow w14:blurRad="38100" w14:dist="19050" w14:dir="2700000" w14:sx="100000" w14:sy="100000" w14:kx="0" w14:ky="0" w14:algn="tl">
-                                      <w14:schemeClr w14:val="dk1">
-                                        <w14:alpha w14:val="60000"/>
-                                      </w14:schemeClr>
-                                    </w14:shadow>
-                                    <w14:textOutline w14:w="0" w14:cap="flat" w14:cmpd="sng" w14:algn="ctr">
-                                      <w14:noFill/>
-                                      <w14:prstDash w14:val="solid"/>
-                                      <w14:round/>
-                                    </w14:textOutline>
-                                  </w:rPr>
-                                  <w:t>client_company</w:t>
-                                </w:r>
-                                <w:proofErr w:type="spellEnd"/>
-                                <w:r>
-                                  <w:rPr>
-                                    <w:rFonts w:ascii="Poppins" w:hAnsi="Poppins" w:cs="Poppins"/>
-                                    <w:color w:val="000000" w:themeColor="text1"/>
-                                    <w:sz w:val="44"/>
-                                    <w14:shadow w14:blurRad="38100" w14:dist="19050" w14:dir="2700000" w14:sx="100000" w14:sy="100000" w14:kx="0" w14:ky="0" w14:algn="tl">
-                                      <w14:schemeClr w14:val="dk1">
-                                        <w14:alpha w14:val="60000"/>
-                                      </w14:schemeClr>
-                                    </w14:shadow>
-                                    <w14:textOutline w14:w="0" w14:cap="flat" w14:cmpd="sng" w14:algn="ctr">
-                                      <w14:noFill/>
-                                      <w14:prstDash w14:val="solid"/>
-                                      <w14:round/>
-                                    </w14:textOutline>
-                                  </w:rPr>
-                                  <w:t>}}</w:t>
+                                  <w:t>{{client_company}}</w:t>
                                 </w:r>
                               </w:p>
                               <w:p>
@@ -423,45 +385,7 @@
                                 <w14:round/>
                               </w14:textOutline>
                             </w:rPr>
-                            <w:t>{{</w:t>
-                          </w:r>
-                          <w:proofErr w:type="spellStart"/>
-                          <w:r>
-                            <w:rPr>
-                              <w:rFonts w:ascii="Poppins" w:hAnsi="Poppins" w:cs="Poppins"/>
-                              <w:color w:val="000000" w:themeColor="text1"/>
-                              <w:sz w:val="44"/>
-                              <w14:shadow w14:blurRad="38100" w14:dist="19050" w14:dir="2700000" w14:sx="100000" w14:sy="100000" w14:kx="0" w14:ky="0" w14:algn="tl">
-                                <w14:schemeClr w14:val="dk1">
-                                  <w14:alpha w14:val="60000"/>
-                                </w14:schemeClr>
-                              </w14:shadow>
-                              <w14:textOutline w14:w="0" w14:cap="flat" w14:cmpd="sng" w14:algn="ctr">
-                                <w14:noFill/>
-                                <w14:prstDash w14:val="solid"/>
-                                <w14:round/>
-                              </w14:textOutline>
-                            </w:rPr>
-                            <w:t>client_company</w:t>
-                          </w:r>
-                          <w:proofErr w:type="spellEnd"/>
-                          <w:r>
-                            <w:rPr>
-                              <w:rFonts w:ascii="Poppins" w:hAnsi="Poppins" w:cs="Poppins"/>
-                              <w:color w:val="000000" w:themeColor="text1"/>
-                              <w:sz w:val="44"/>
-                              <w14:shadow w14:blurRad="38100" w14:dist="19050" w14:dir="2700000" w14:sx="100000" w14:sy="100000" w14:kx="0" w14:ky="0" w14:algn="tl">
-                                <w14:schemeClr w14:val="dk1">
-                                  <w14:alpha w14:val="60000"/>
-                                </w14:schemeClr>
-                              </w14:shadow>
-                              <w14:textOutline w14:w="0" w14:cap="flat" w14:cmpd="sng" w14:algn="ctr">
-                                <w14:noFill/>
-                                <w14:prstDash w14:val="solid"/>
-                                <w14:round/>
-                              </w14:textOutline>
-                            </w:rPr>
-                            <w:t>}}</w:t>
+                            <w:t>{{client_company}}</w:t>
                           </w:r>
                         </w:p>
                         <w:p>
@@ -629,25 +553,7 @@
               <w:b/>
               <w:bCs/>
             </w:rPr>
-            <w:t>{{</w:t>
-          </w:r>
-          <w:proofErr w:type="spellStart"/>
-          <w:r>
-            <w:rPr>
-              <w:rFonts w:ascii="Poppins" w:hAnsi="Poppins" w:cs="Poppins"/>
-              <w:b/>
-              <w:bCs/>
-            </w:rPr>
-            <w:t>client_name</w:t>
-          </w:r>
-          <w:proofErr w:type="spellEnd"/>
-          <w:r>
-            <w:rPr>
-              <w:rFonts w:ascii="Poppins" w:hAnsi="Poppins" w:cs="Poppins"/>
-              <w:b/>
-              <w:bCs/>
-            </w:rPr>
-            <w:t>}}</w:t>
+            <w:t>{{client_name}}</w:t>
           </w:r>
           <w:r>
             <w:rPr>
@@ -677,25 +583,7 @@
               <w:b/>
               <w:bCs/>
             </w:rPr>
-            <w:t>{{</w:t>
-          </w:r>
-          <w:proofErr w:type="spellStart"/>
-          <w:r>
-            <w:rPr>
-              <w:rFonts w:ascii="Poppins" w:hAnsi="Poppins" w:cs="Poppins"/>
-              <w:b/>
-              <w:bCs/>
-            </w:rPr>
-            <w:t>client_company</w:t>
-          </w:r>
-          <w:proofErr w:type="spellEnd"/>
-          <w:r>
-            <w:rPr>
-              <w:rFonts w:ascii="Poppins" w:hAnsi="Poppins" w:cs="Poppins"/>
-              <w:b/>
-              <w:bCs/>
-            </w:rPr>
-            <w:t>}}</w:t>
+            <w:t>{{client_company}}</w:t>
           </w:r>
         </w:p>
         <w:p>
@@ -736,25 +624,7 @@
               <w:b/>
               <w:bCs/>
             </w:rPr>
-            <w:t>{{</w:t>
-          </w:r>
-          <w:proofErr w:type="spellStart"/>
-          <w:r>
-            <w:rPr>
-              <w:rFonts w:ascii="Poppins" w:hAnsi="Poppins" w:cs="Poppins"/>
-              <w:b/>
-              <w:bCs/>
-            </w:rPr>
-            <w:t>your_name</w:t>
-          </w:r>
-          <w:proofErr w:type="spellEnd"/>
-          <w:r>
-            <w:rPr>
-              <w:rFonts w:ascii="Poppins" w:hAnsi="Poppins" w:cs="Poppins"/>
-              <w:b/>
-              <w:bCs/>
-            </w:rPr>
-            <w:t>}}</w:t>
+            <w:t>{{your_name}}</w:t>
           </w:r>
           <w:r>
             <w:rPr>
@@ -884,27 +754,7 @@
               <w:sz w:val="20"/>
               <w:szCs w:val="20"/>
             </w:rPr>
-            <w:t>{{</w:t>
-          </w:r>
-          <w:proofErr w:type="spellStart"/>
-          <w:r>
-            <w:rPr>
-              <w:rFonts w:ascii="Poppins" w:hAnsi="Poppins" w:cs="Poppins"/>
-              <w:i/>
-              <w:sz w:val="20"/>
-              <w:szCs w:val="20"/>
-            </w:rPr>
-            <w:t>client_company</w:t>
-          </w:r>
-          <w:proofErr w:type="spellEnd"/>
-          <w:r>
-            <w:rPr>
-              <w:rFonts w:ascii="Poppins" w:hAnsi="Poppins" w:cs="Poppins"/>
-              <w:i/>
-              <w:sz w:val="20"/>
-              <w:szCs w:val="20"/>
-            </w:rPr>
-            <w:t>}}</w:t>
+            <w:t>{{client_company}}</w:t>
           </w:r>
           <w:r>
             <w:rPr>
@@ -1188,23 +1038,7 @@
           <w:rFonts w:eastAsia="Times New Roman" w:cs="Poppins"/>
           <w:lang w:eastAsia="en-IN"/>
         </w:rPr>
-        <w:t>{{</w:t>
-      </w:r>
-      <w:proofErr w:type="spellStart"/>
-      <w:r>
-        <w:rPr>
-          <w:rFonts w:eastAsia="Times New Roman" w:cs="Poppins"/>
-          <w:lang w:eastAsia="en-IN"/>
-        </w:rPr>
-        <w:t>client_company</w:t>
-      </w:r>
-      <w:proofErr w:type="spellEnd"/>
-      <w:r>
-        <w:rPr>
-          <w:rFonts w:eastAsia="Times New Roman" w:cs="Poppins"/>
-          <w:lang w:eastAsia="en-IN"/>
-        </w:rPr>
-        <w:t>}}</w:t>
+        <w:t>{{client_company}}</w:t>
       </w:r>
       <w:r>
         <w:rPr>
@@ -1662,27 +1496,7 @@
           <w:bCs/>
           <w:lang w:eastAsia="en-IN"/>
         </w:rPr>
-        <w:t>{{</w:t>
-      </w:r>
-      <w:proofErr w:type="spellStart"/>
-      <w:r>
-        <w:rPr>
-          <w:rFonts w:ascii="Poppins" w:eastAsia="Times New Roman" w:hAnsi="Poppins" w:cs="Poppins"/>
-          <w:b/>
-          <w:bCs/>
-          <w:lang w:eastAsia="en-IN"/>
-        </w:rPr>
-        <w:t>client_company</w:t>
-      </w:r>
-      <w:proofErr w:type="spellEnd"/>
-      <w:r>
-        <w:rPr>
-          <w:rFonts w:ascii="Poppins" w:eastAsia="Times New Roman" w:hAnsi="Poppins" w:cs="Poppins"/>
-          <w:b/>
-          <w:bCs/>
-          <w:lang w:eastAsia="en-IN"/>
-        </w:rPr>
-        <w:t>}}</w:t>
+        <w:t>{{client_company}}</w:t>
       </w:r>
       <w:r>
         <w:rPr>
@@ -1829,25 +1643,7 @@
           <w:b/>
           <w:lang w:eastAsia="en-IN"/>
         </w:rPr>
-        <w:t>{{</w:t>
-      </w:r>
-      <w:proofErr w:type="spellStart"/>
-      <w:r>
-        <w:rPr>
-          <w:rFonts w:ascii="Poppins" w:eastAsia="Times New Roman" w:hAnsi="Poppins" w:cs="Poppins"/>
-          <w:b/>
-          <w:lang w:eastAsia="en-IN"/>
-        </w:rPr>
-        <w:t>client_company</w:t>
-      </w:r>
-      <w:proofErr w:type="spellEnd"/>
-      <w:r>
-        <w:rPr>
-          <w:rFonts w:ascii="Poppins" w:eastAsia="Times New Roman" w:hAnsi="Poppins" w:cs="Poppins"/>
-          <w:b/>
-          <w:lang w:eastAsia="en-IN"/>
-        </w:rPr>
-        <w:t>}}</w:t>
+        <w:t>{{client_company}}</w:t>
       </w:r>
       <w:r>
         <w:rPr>
@@ -1875,23 +1671,7 @@
           <w:rFonts w:ascii="Poppins" w:eastAsia="Times New Roman" w:hAnsi="Poppins" w:cs="Poppins"/>
           <w:lang w:eastAsia="en-IN"/>
         </w:rPr>
-        <w:t>{{</w:t>
-      </w:r>
-      <w:proofErr w:type="spellStart"/>
-      <w:r>
-        <w:rPr>
-          <w:rFonts w:ascii="Poppins" w:eastAsia="Times New Roman" w:hAnsi="Poppins" w:cs="Poppins"/>
-          <w:lang w:eastAsia="en-IN"/>
-        </w:rPr>
-        <w:t>future_vision</w:t>
-      </w:r>
-      <w:proofErr w:type="spellEnd"/>
-      <w:r>
-        <w:rPr>
-          <w:rFonts w:ascii="Poppins" w:eastAsia="Times New Roman" w:hAnsi="Poppins" w:cs="Poppins"/>
-          <w:lang w:eastAsia="en-IN"/>
-        </w:rPr>
-        <w:t>}}</w:t>
+        <w:t>{{future_vision}}</w:t>
       </w:r>
     </w:p>
     <w:p>
@@ -2369,21 +2149,7 @@
         <w:rPr>
           <w:rFonts w:ascii="Poppins" w:hAnsi="Poppins" w:cs="Poppins"/>
         </w:rPr>
-        <w:t>{{</w:t>
-      </w:r>
-      <w:proofErr w:type="spellStart"/>
-      <w:r>
-        <w:rPr>
-          <w:rFonts w:ascii="Poppins" w:hAnsi="Poppins" w:cs="Poppins"/>
-        </w:rPr>
-        <w:t>strategic_para</w:t>
-      </w:r>
-      <w:proofErr w:type="spellEnd"/>
-      <w:r>
-        <w:rPr>
-          <w:rFonts w:ascii="Poppins" w:hAnsi="Poppins" w:cs="Poppins"/>
-        </w:rPr>
-        <w:t>}}</w:t>
+        <w:t>{{strategic_para}}</w:t>
       </w:r>
     </w:p>
     <w:p>
@@ -7680,24 +7446,6 @@
     </w:p>
     <w:p>
       <w:pPr>
-        <w:spacing w:line="276" w:lineRule="auto"/>
-        <w:jc w:val="both"/>
-        <w:rPr>
-          <w:rFonts w:ascii="Poppins" w:hAnsi="Poppins" w:cs="Poppins"/>
-        </w:rPr>
-      </w:pPr>
-    </w:p>
-    <w:p>
-      <w:pPr>
-        <w:spacing w:line="276" w:lineRule="auto"/>
-        <w:jc w:val="both"/>
-        <w:rPr>
-          <w:rFonts w:ascii="Poppins" w:hAnsi="Poppins" w:cs="Poppins"/>
-        </w:rPr>
-      </w:pPr>
-    </w:p>
-    <w:p>
-      <w:pPr>
         <w:pStyle w:val="Heading2"/>
         <w:rPr>
           <w:rFonts w:cs="Poppins"/>
@@ -7741,6 +7489,12 @@
           <w:rFonts w:ascii="Poppins" w:hAnsi="Poppins" w:cs="Poppins"/>
         </w:rPr>
         <w:t>{{validity}}</w:t>
+      </w:r>
+      <w:r>
+        <w:rPr>
+          <w:rFonts w:ascii="Poppins" w:hAnsi="Poppins" w:cs="Poppins"/>
+        </w:rPr>
+        <w:t xml:space="preserve"> Months</w:t>
       </w:r>
       <w:r>
         <w:rPr>
@@ -10057,27 +9811,7 @@
         <w:sz w:val="18"/>
         <w:lang w:val="en-GB"/>
       </w:rPr>
-      <w:t xml:space="preserve"> {{</w:t>
-    </w:r>
-    <w:proofErr w:type="spellStart"/>
-    <w:r>
-      <w:rPr>
-        <w:rFonts w:ascii="Montserrat" w:hAnsi="Montserrat"/>
-        <w:color w:val="44546A" w:themeColor="text2"/>
-        <w:sz w:val="18"/>
-        <w:lang w:val="en-GB"/>
-      </w:rPr>
-      <w:t>client_company</w:t>
-    </w:r>
-    <w:proofErr w:type="spellEnd"/>
-    <w:r>
-      <w:rPr>
-        <w:rFonts w:ascii="Montserrat" w:hAnsi="Montserrat"/>
-        <w:color w:val="44546A" w:themeColor="text2"/>
-        <w:sz w:val="18"/>
-        <w:lang w:val="en-GB"/>
-      </w:rPr>
-      <w:t xml:space="preserve">}} </w:t>
+      <w:t xml:space="preserve"> {{client_company}} </w:t>
     </w:r>
     <w:r>
       <w:rPr>

--- a/backend/template.docx
+++ b/backend/template.docx
@@ -273,7 +273,45 @@
                                       <w14:round/>
                                     </w14:textOutline>
                                   </w:rPr>
-                                  <w:t>{{client_company}}</w:t>
+                                  <w:t>{{</w:t>
+                                </w:r>
+                                <w:proofErr w:type="spellStart"/>
+                                <w:r>
+                                  <w:rPr>
+                                    <w:rFonts w:ascii="Poppins" w:hAnsi="Poppins" w:cs="Poppins"/>
+                                    <w:color w:val="000000" w:themeColor="text1"/>
+                                    <w:sz w:val="44"/>
+                                    <w14:shadow w14:blurRad="38100" w14:dist="19050" w14:dir="2700000" w14:sx="100000" w14:sy="100000" w14:kx="0" w14:ky="0" w14:algn="tl">
+                                      <w14:schemeClr w14:val="dk1">
+                                        <w14:alpha w14:val="60000"/>
+                                      </w14:schemeClr>
+                                    </w14:shadow>
+                                    <w14:textOutline w14:w="0" w14:cap="flat" w14:cmpd="sng" w14:algn="ctr">
+                                      <w14:noFill/>
+                                      <w14:prstDash w14:val="solid"/>
+                                      <w14:round/>
+                                    </w14:textOutline>
+                                  </w:rPr>
+                                  <w:t>client_company</w:t>
+                                </w:r>
+                                <w:proofErr w:type="spellEnd"/>
+                                <w:r>
+                                  <w:rPr>
+                                    <w:rFonts w:ascii="Poppins" w:hAnsi="Poppins" w:cs="Poppins"/>
+                                    <w:color w:val="000000" w:themeColor="text1"/>
+                                    <w:sz w:val="44"/>
+                                    <w14:shadow w14:blurRad="38100" w14:dist="19050" w14:dir="2700000" w14:sx="100000" w14:sy="100000" w14:kx="0" w14:ky="0" w14:algn="tl">
+                                      <w14:schemeClr w14:val="dk1">
+                                        <w14:alpha w14:val="60000"/>
+                                      </w14:schemeClr>
+                                    </w14:shadow>
+                                    <w14:textOutline w14:w="0" w14:cap="flat" w14:cmpd="sng" w14:algn="ctr">
+                                      <w14:noFill/>
+                                      <w14:prstDash w14:val="solid"/>
+                                      <w14:round/>
+                                    </w14:textOutline>
+                                  </w:rPr>
+                                  <w:t>}}</w:t>
                                 </w:r>
                               </w:p>
                               <w:p>
@@ -282,7 +320,6 @@
                                   <w:jc w:val="center"/>
                                   <w:rPr>
                                     <w:rFonts w:ascii="Poppins" w:hAnsi="Poppins" w:cs="Poppins"/>
-                                    <w:sz w:val="44"/>
                                   </w:rPr>
                                 </w:pPr>
                                 <w:r>
@@ -297,6 +334,22 @@
                                   </w:rPr>
                                   <w:t>tal presence, brand engagement</w:t>
                                 </w:r>
+                                <w:r>
+                                  <w:rPr>
+                                    <w:rFonts w:ascii="Poppins" w:hAnsi="Poppins" w:cs="Poppins"/>
+                                  </w:rPr>
+                                  <w:t xml:space="preserve"> and lead generation”</w:t>
+                                </w:r>
+                              </w:p>
+                              <w:p>
+                                <w:pPr>
+                                  <w:spacing w:line="240" w:lineRule="auto"/>
+                                  <w:jc w:val="center"/>
+                                  <w:rPr>
+                                    <w:rFonts w:ascii="Poppins" w:hAnsi="Poppins" w:cs="Poppins"/>
+                                    <w:sz w:val="44"/>
+                                  </w:rPr>
+                                </w:pPr>
                               </w:p>
                               <w:p>
                                 <w:pPr>
@@ -385,7 +438,45 @@
                                 <w14:round/>
                               </w14:textOutline>
                             </w:rPr>
-                            <w:t>{{client_company}}</w:t>
+                            <w:t>{{</w:t>
+                          </w:r>
+                          <w:proofErr w:type="spellStart"/>
+                          <w:r>
+                            <w:rPr>
+                              <w:rFonts w:ascii="Poppins" w:hAnsi="Poppins" w:cs="Poppins"/>
+                              <w:color w:val="000000" w:themeColor="text1"/>
+                              <w:sz w:val="44"/>
+                              <w14:shadow w14:blurRad="38100" w14:dist="19050" w14:dir="2700000" w14:sx="100000" w14:sy="100000" w14:kx="0" w14:ky="0" w14:algn="tl">
+                                <w14:schemeClr w14:val="dk1">
+                                  <w14:alpha w14:val="60000"/>
+                                </w14:schemeClr>
+                              </w14:shadow>
+                              <w14:textOutline w14:w="0" w14:cap="flat" w14:cmpd="sng" w14:algn="ctr">
+                                <w14:noFill/>
+                                <w14:prstDash w14:val="solid"/>
+                                <w14:round/>
+                              </w14:textOutline>
+                            </w:rPr>
+                            <w:t>client_company</w:t>
+                          </w:r>
+                          <w:proofErr w:type="spellEnd"/>
+                          <w:r>
+                            <w:rPr>
+                              <w:rFonts w:ascii="Poppins" w:hAnsi="Poppins" w:cs="Poppins"/>
+                              <w:color w:val="000000" w:themeColor="text1"/>
+                              <w:sz w:val="44"/>
+                              <w14:shadow w14:blurRad="38100" w14:dist="19050" w14:dir="2700000" w14:sx="100000" w14:sy="100000" w14:kx="0" w14:ky="0" w14:algn="tl">
+                                <w14:schemeClr w14:val="dk1">
+                                  <w14:alpha w14:val="60000"/>
+                                </w14:schemeClr>
+                              </w14:shadow>
+                              <w14:textOutline w14:w="0" w14:cap="flat" w14:cmpd="sng" w14:algn="ctr">
+                                <w14:noFill/>
+                                <w14:prstDash w14:val="solid"/>
+                                <w14:round/>
+                              </w14:textOutline>
+                            </w:rPr>
+                            <w:t>}}</w:t>
                           </w:r>
                         </w:p>
                         <w:p>
@@ -394,7 +485,6 @@
                             <w:jc w:val="center"/>
                             <w:rPr>
                               <w:rFonts w:ascii="Poppins" w:hAnsi="Poppins" w:cs="Poppins"/>
-                              <w:sz w:val="44"/>
                             </w:rPr>
                           </w:pPr>
                           <w:r>
@@ -409,6 +499,22 @@
                             </w:rPr>
                             <w:t>tal presence, brand engagement</w:t>
                           </w:r>
+                          <w:r>
+                            <w:rPr>
+                              <w:rFonts w:ascii="Poppins" w:hAnsi="Poppins" w:cs="Poppins"/>
+                            </w:rPr>
+                            <w:t xml:space="preserve"> and lead generation”</w:t>
+                          </w:r>
+                        </w:p>
+                        <w:p>
+                          <w:pPr>
+                            <w:spacing w:line="240" w:lineRule="auto"/>
+                            <w:jc w:val="center"/>
+                            <w:rPr>
+                              <w:rFonts w:ascii="Poppins" w:hAnsi="Poppins" w:cs="Poppins"/>
+                              <w:sz w:val="44"/>
+                            </w:rPr>
+                          </w:pPr>
                         </w:p>
                         <w:p>
                           <w:pPr>
@@ -553,7 +659,25 @@
               <w:b/>
               <w:bCs/>
             </w:rPr>
-            <w:t>{{client_name}}</w:t>
+            <w:t>{{</w:t>
+          </w:r>
+          <w:proofErr w:type="spellStart"/>
+          <w:r>
+            <w:rPr>
+              <w:rFonts w:ascii="Poppins" w:hAnsi="Poppins" w:cs="Poppins"/>
+              <w:b/>
+              <w:bCs/>
+            </w:rPr>
+            <w:t>client_name</w:t>
+          </w:r>
+          <w:proofErr w:type="spellEnd"/>
+          <w:r>
+            <w:rPr>
+              <w:rFonts w:ascii="Poppins" w:hAnsi="Poppins" w:cs="Poppins"/>
+              <w:b/>
+              <w:bCs/>
+            </w:rPr>
+            <w:t>}}</w:t>
           </w:r>
           <w:r>
             <w:rPr>
@@ -583,7 +707,25 @@
               <w:b/>
               <w:bCs/>
             </w:rPr>
-            <w:t>{{client_company}}</w:t>
+            <w:t>{{</w:t>
+          </w:r>
+          <w:proofErr w:type="spellStart"/>
+          <w:r>
+            <w:rPr>
+              <w:rFonts w:ascii="Poppins" w:hAnsi="Poppins" w:cs="Poppins"/>
+              <w:b/>
+              <w:bCs/>
+            </w:rPr>
+            <w:t>client_company</w:t>
+          </w:r>
+          <w:proofErr w:type="spellEnd"/>
+          <w:r>
+            <w:rPr>
+              <w:rFonts w:ascii="Poppins" w:hAnsi="Poppins" w:cs="Poppins"/>
+              <w:b/>
+              <w:bCs/>
+            </w:rPr>
+            <w:t>}}</w:t>
           </w:r>
         </w:p>
         <w:p>
@@ -624,7 +766,25 @@
               <w:b/>
               <w:bCs/>
             </w:rPr>
-            <w:t>{{your_name}}</w:t>
+            <w:t>{{</w:t>
+          </w:r>
+          <w:proofErr w:type="spellStart"/>
+          <w:r>
+            <w:rPr>
+              <w:rFonts w:ascii="Poppins" w:hAnsi="Poppins" w:cs="Poppins"/>
+              <w:b/>
+              <w:bCs/>
+            </w:rPr>
+            <w:t>your_name</w:t>
+          </w:r>
+          <w:proofErr w:type="spellEnd"/>
+          <w:r>
+            <w:rPr>
+              <w:rFonts w:ascii="Poppins" w:hAnsi="Poppins" w:cs="Poppins"/>
+              <w:b/>
+              <w:bCs/>
+            </w:rPr>
+            <w:t>}}</w:t>
           </w:r>
           <w:r>
             <w:rPr>
@@ -754,7 +914,27 @@
               <w:sz w:val="20"/>
               <w:szCs w:val="20"/>
             </w:rPr>
-            <w:t>{{client_company}}</w:t>
+            <w:t>{{</w:t>
+          </w:r>
+          <w:proofErr w:type="spellStart"/>
+          <w:r>
+            <w:rPr>
+              <w:rFonts w:ascii="Poppins" w:hAnsi="Poppins" w:cs="Poppins"/>
+              <w:i/>
+              <w:sz w:val="20"/>
+              <w:szCs w:val="20"/>
+            </w:rPr>
+            <w:t>client_company</w:t>
+          </w:r>
+          <w:proofErr w:type="spellEnd"/>
+          <w:r>
+            <w:rPr>
+              <w:rFonts w:ascii="Poppins" w:hAnsi="Poppins" w:cs="Poppins"/>
+              <w:i/>
+              <w:sz w:val="20"/>
+              <w:szCs w:val="20"/>
+            </w:rPr>
+            <w:t>}}</w:t>
           </w:r>
           <w:r>
             <w:rPr>
@@ -1038,7 +1218,23 @@
           <w:rFonts w:eastAsia="Times New Roman" w:cs="Poppins"/>
           <w:lang w:eastAsia="en-IN"/>
         </w:rPr>
-        <w:t>{{client_company}}</w:t>
+        <w:t>{{</w:t>
+      </w:r>
+      <w:proofErr w:type="spellStart"/>
+      <w:r>
+        <w:rPr>
+          <w:rFonts w:eastAsia="Times New Roman" w:cs="Poppins"/>
+          <w:lang w:eastAsia="en-IN"/>
+        </w:rPr>
+        <w:t>client_company</w:t>
+      </w:r>
+      <w:proofErr w:type="spellEnd"/>
+      <w:r>
+        <w:rPr>
+          <w:rFonts w:eastAsia="Times New Roman" w:cs="Poppins"/>
+          <w:lang w:eastAsia="en-IN"/>
+        </w:rPr>
+        <w:t>}}</w:t>
       </w:r>
       <w:r>
         <w:rPr>
@@ -1496,7 +1692,27 @@
           <w:bCs/>
           <w:lang w:eastAsia="en-IN"/>
         </w:rPr>
-        <w:t>{{client_company}}</w:t>
+        <w:t>{{</w:t>
+      </w:r>
+      <w:proofErr w:type="spellStart"/>
+      <w:r>
+        <w:rPr>
+          <w:rFonts w:ascii="Poppins" w:eastAsia="Times New Roman" w:hAnsi="Poppins" w:cs="Poppins"/>
+          <w:b/>
+          <w:bCs/>
+          <w:lang w:eastAsia="en-IN"/>
+        </w:rPr>
+        <w:t>client_company</w:t>
+      </w:r>
+      <w:proofErr w:type="spellEnd"/>
+      <w:r>
+        <w:rPr>
+          <w:rFonts w:ascii="Poppins" w:eastAsia="Times New Roman" w:hAnsi="Poppins" w:cs="Poppins"/>
+          <w:b/>
+          <w:bCs/>
+          <w:lang w:eastAsia="en-IN"/>
+        </w:rPr>
+        <w:t>}}</w:t>
       </w:r>
       <w:r>
         <w:rPr>
@@ -1643,7 +1859,25 @@
           <w:b/>
           <w:lang w:eastAsia="en-IN"/>
         </w:rPr>
-        <w:t>{{client_company}}</w:t>
+        <w:t>{{</w:t>
+      </w:r>
+      <w:proofErr w:type="spellStart"/>
+      <w:r>
+        <w:rPr>
+          <w:rFonts w:ascii="Poppins" w:eastAsia="Times New Roman" w:hAnsi="Poppins" w:cs="Poppins"/>
+          <w:b/>
+          <w:lang w:eastAsia="en-IN"/>
+        </w:rPr>
+        <w:t>client_company</w:t>
+      </w:r>
+      <w:proofErr w:type="spellEnd"/>
+      <w:r>
+        <w:rPr>
+          <w:rFonts w:ascii="Poppins" w:eastAsia="Times New Roman" w:hAnsi="Poppins" w:cs="Poppins"/>
+          <w:b/>
+          <w:lang w:eastAsia="en-IN"/>
+        </w:rPr>
+        <w:t>}}</w:t>
       </w:r>
       <w:r>
         <w:rPr>
@@ -1671,7 +1905,23 @@
           <w:rFonts w:ascii="Poppins" w:eastAsia="Times New Roman" w:hAnsi="Poppins" w:cs="Poppins"/>
           <w:lang w:eastAsia="en-IN"/>
         </w:rPr>
-        <w:t>{{future_vision}}</w:t>
+        <w:t>{{</w:t>
+      </w:r>
+      <w:proofErr w:type="spellStart"/>
+      <w:r>
+        <w:rPr>
+          <w:rFonts w:ascii="Poppins" w:eastAsia="Times New Roman" w:hAnsi="Poppins" w:cs="Poppins"/>
+          <w:lang w:eastAsia="en-IN"/>
+        </w:rPr>
+        <w:t>future_vision</w:t>
+      </w:r>
+      <w:proofErr w:type="spellEnd"/>
+      <w:r>
+        <w:rPr>
+          <w:rFonts w:ascii="Poppins" w:eastAsia="Times New Roman" w:hAnsi="Poppins" w:cs="Poppins"/>
+          <w:lang w:eastAsia="en-IN"/>
+        </w:rPr>
+        <w:t>}}</w:t>
       </w:r>
     </w:p>
     <w:p>
@@ -2149,7 +2399,21 @@
         <w:rPr>
           <w:rFonts w:ascii="Poppins" w:hAnsi="Poppins" w:cs="Poppins"/>
         </w:rPr>
-        <w:t>{{strategic_para}}</w:t>
+        <w:t>{{</w:t>
+      </w:r>
+      <w:proofErr w:type="spellStart"/>
+      <w:r>
+        <w:rPr>
+          <w:rFonts w:ascii="Poppins" w:hAnsi="Poppins" w:cs="Poppins"/>
+        </w:rPr>
+        <w:t>strategic_para</w:t>
+      </w:r>
+      <w:proofErr w:type="spellEnd"/>
+      <w:r>
+        <w:rPr>
+          <w:rFonts w:ascii="Poppins" w:hAnsi="Poppins" w:cs="Poppins"/>
+        </w:rPr>
+        <w:t>}}</w:t>
       </w:r>
     </w:p>
     <w:p>
@@ -9811,7 +10075,27 @@
         <w:sz w:val="18"/>
         <w:lang w:val="en-GB"/>
       </w:rPr>
-      <w:t xml:space="preserve"> {{client_company}} </w:t>
+      <w:t xml:space="preserve"> {{</w:t>
+    </w:r>
+    <w:proofErr w:type="spellStart"/>
+    <w:r>
+      <w:rPr>
+        <w:rFonts w:ascii="Montserrat" w:hAnsi="Montserrat"/>
+        <w:color w:val="44546A" w:themeColor="text2"/>
+        <w:sz w:val="18"/>
+        <w:lang w:val="en-GB"/>
+      </w:rPr>
+      <w:t>client_company</w:t>
+    </w:r>
+    <w:proofErr w:type="spellEnd"/>
+    <w:r>
+      <w:rPr>
+        <w:rFonts w:ascii="Montserrat" w:hAnsi="Montserrat"/>
+        <w:color w:val="44546A" w:themeColor="text2"/>
+        <w:sz w:val="18"/>
+        <w:lang w:val="en-GB"/>
+      </w:rPr>
+      <w:t xml:space="preserve">}} </w:t>
     </w:r>
     <w:r>
       <w:rPr>
@@ -12542,7 +12826,6 @@
   <w:style w:type="character" w:default="1" w:styleId="DefaultParagraphFont">
     <w:name w:val="Default Paragraph Font"/>
     <w:uiPriority w:val="1"/>
-    <w:semiHidden/>
     <w:unhideWhenUsed/>
   </w:style>
   <w:style w:type="table" w:default="1" w:styleId="TableNormal">

--- a/backend/template.docx
+++ b/backend/template.docx
@@ -737,16 +737,6 @@
               <w:rFonts w:ascii="Poppins" w:hAnsi="Poppins" w:cs="Poppins"/>
             </w:rPr>
           </w:pPr>
-        </w:p>
-        <w:p>
-          <w:pPr>
-            <w:spacing w:line="276" w:lineRule="auto"/>
-            <w:jc w:val="center"/>
-            <w:rPr>
-              <w:rStyle w:val="Strong"/>
-              <w:rFonts w:ascii="Poppins" w:hAnsi="Poppins" w:cs="Poppins"/>
-            </w:rPr>
-          </w:pPr>
           <w:r>
             <w:rPr>
               <w:rStyle w:val="Strong"/>
@@ -954,6 +944,13 @@
               <w:rFonts w:ascii="Poppins" w:hAnsi="Poppins" w:cs="Poppins"/>
               <w:noProof/>
               <w:lang w:eastAsia="en-IN"/>
+            </w:rPr>
+          </w:pPr>
+        </w:p>
+        <w:p>
+          <w:pPr>
+            <w:rPr>
+              <w:rFonts w:ascii="Poppins" w:hAnsi="Poppins" w:cs="Poppins"/>
             </w:rPr>
           </w:pPr>
         </w:p>
@@ -12826,6 +12823,7 @@
   <w:style w:type="character" w:default="1" w:styleId="DefaultParagraphFont">
     <w:name w:val="Default Paragraph Font"/>
     <w:uiPriority w:val="1"/>
+    <w:semiHidden/>
     <w:unhideWhenUsed/>
   </w:style>
   <w:style w:type="table" w:default="1" w:styleId="TableNormal">

--- a/backend/template.docx
+++ b/backend/template.docx
@@ -2667,16 +2667,16 @@
         <mc:AlternateContent>
           <mc:Choice Requires="wpg">
             <w:drawing>
-              <wp:anchor distT="0" distB="0" distL="114300" distR="114300" simplePos="0" relativeHeight="251686912" behindDoc="0" locked="0" layoutInCell="1" allowOverlap="1" wp14:anchorId="1CDFE361" wp14:editId="1B9610F0">
+              <wp:anchor distT="0" distB="0" distL="114300" distR="114300" simplePos="0" relativeHeight="251686912" behindDoc="0" locked="0" layoutInCell="1" allowOverlap="1" wp14:anchorId="1CDFE361" wp14:editId="678FBB37">
                 <wp:simplePos x="0" y="0"/>
                 <wp:positionH relativeFrom="column">
-                  <wp:posOffset>1160587</wp:posOffset>
+                  <wp:posOffset>1089660</wp:posOffset>
                 </wp:positionH>
                 <wp:positionV relativeFrom="paragraph">
-                  <wp:posOffset>256540</wp:posOffset>
+                  <wp:posOffset>253365</wp:posOffset>
                 </wp:positionV>
-                <wp:extent cx="2766600" cy="922020"/>
-                <wp:effectExtent l="0" t="0" r="0" b="0"/>
+                <wp:extent cx="2833541" cy="922020"/>
+                <wp:effectExtent l="0" t="0" r="5080" b="0"/>
                 <wp:wrapNone/>
                 <wp:docPr id="1221182935" name="Group 9"/>
                 <wp:cNvGraphicFramePr/>
@@ -2687,9 +2687,9 @@
                       <wpg:grpSpPr>
                         <a:xfrm>
                           <a:off x="0" y="0"/>
-                          <a:ext cx="2766600" cy="922020"/>
-                          <a:chOff x="0" y="0"/>
-                          <a:chExt cx="3252470" cy="1083945"/>
+                          <a:ext cx="2833541" cy="922020"/>
+                          <a:chOff x="-78697" y="0"/>
+                          <a:chExt cx="3331167" cy="1083945"/>
                         </a:xfrm>
                       </wpg:grpSpPr>
                       <pic:pic xmlns:pic="http://schemas.openxmlformats.org/drawingml/2006/picture">
@@ -2812,7 +2812,7 @@
                         </pic:blipFill>
                         <pic:spPr bwMode="auto">
                           <a:xfrm>
-                            <a:off x="137160" y="632460"/>
+                            <a:off x="-78697" y="632460"/>
                             <a:ext cx="1409700" cy="451485"/>
                           </a:xfrm>
                           <a:prstGeom prst="rect">
@@ -2851,7 +2851,7 @@
                         </pic:blipFill>
                         <pic:spPr bwMode="auto">
                           <a:xfrm>
-                            <a:off x="1546860" y="716280"/>
+                            <a:off x="1409708" y="716280"/>
                             <a:ext cx="1127760" cy="327025"/>
                           </a:xfrm>
                           <a:prstGeom prst="rect">
@@ -2882,26 +2882,7 @@
           </mc:Choice>
           <mc:Fallback>
             <w:pict>
-              <v:group w14:anchorId="13B280A2" id="Group 9" o:spid="_x0000_s1026" style="position:absolute;margin-left:91.4pt;margin-top:20.2pt;width:217.85pt;height:72.6pt;z-index:251686912;mso-width-relative:margin;mso-height-relative:margin" coordsize="32524,10839" o:gfxdata="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">
-                <v:shapetype id="_x0000_t75" coordsize="21600,21600" o:spt="75" o:preferrelative="t" path="m@4@5l@4@11@9@11@9@5xe" filled="f" stroked="f">
-                  <v:stroke joinstyle="miter"/>
-                  <v:formulas>
-                    <v:f eqn="if lineDrawn pixelLineWidth 0"/>
-                    <v:f eqn="sum @0 1 0"/>
-                    <v:f eqn="sum 0 0 @1"/>
-                    <v:f eqn="prod @2 1 2"/>
-                    <v:f eqn="prod @3 21600 pixelWidth"/>
-                    <v:f eqn="prod @3 21600 pixelHeight"/>
-                    <v:f eqn="sum @0 0 1"/>
-                    <v:f eqn="prod @6 1 2"/>
-                    <v:f eqn="prod @7 21600 pixelWidth"/>
-                    <v:f eqn="sum @8 21600 0"/>
-                    <v:f eqn="prod @7 21600 pixelHeight"/>
-                    <v:f eqn="sum @10 21600 0"/>
-                  </v:formulas>
-                  <v:path o:extrusionok="f" gradientshapeok="t" o:connecttype="rect"/>
-                  <o:lock v:ext="edit" aspectratio="t"/>
-                </v:shapetype>
+              <v:group w14:anchorId="67A02106" id="Group 9" o:spid="_x0000_s1026" style="position:absolute;margin-left:85.8pt;margin-top:19.95pt;width:223.1pt;height:72.6pt;z-index:251686912;mso-width-relative:margin;mso-height-relative:margin" coordorigin="-786" coordsize="33311,10839" o:gfxdata="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">
                 <v:shape id="Content Placeholder 4" o:spid="_x0000_s1027" type="#_x0000_t75" style="position:absolute;width:13309;height:3435;visibility:visible;mso-wrap-style:square" o:gfxdata="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">
                   <v:imagedata r:id="rId14" o:title="" cropbottom="36450f" cropleft="20380f" cropright="22960f"/>
                 </v:shape>
@@ -2911,10 +2892,10 @@
                 <v:shape id="Picture 10" o:spid="_x0000_s1029" type="#_x0000_t75" alt="What is Google My Business? [Ultimate Guide For 2024] - VH-Info" style="position:absolute;left:29184;top:533;width:3340;height:4642;visibility:visible;mso-wrap-style:square" o:gfxdata="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">
                   <v:imagedata r:id="rId15" o:title="What is Google My Business? [Ultimate Guide For 2024] - VH-Info"/>
                 </v:shape>
-                <v:shape id="Picture 13" o:spid="_x0000_s1030" type="#_x0000_t75" alt="The Linkedin logo: Evolution of a Professional Icon | Turbologo" style="position:absolute;left:1371;top:6324;width:14097;height:4515;visibility:visible;mso-wrap-style:square" o:gfxdata="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">
+                <v:shape id="Picture 13" o:spid="_x0000_s1030" type="#_x0000_t75" alt="The Linkedin logo: Evolution of a Professional Icon | Turbologo" style="position:absolute;left:-786;top:6324;width:14096;height:4515;visibility:visible;mso-wrap-style:square" o:gfxdata="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">
                   <v:imagedata r:id="rId16" o:title=" Evolution of a Professional Icon | Turbologo" croptop="15587f" cropbottom="17712f"/>
                 </v:shape>
-                <v:shape id="Picture 14" o:spid="_x0000_s1031" type="#_x0000_t75" alt="Youtube Logo Image PNG Transparent Background, Free Download #46020 -  FreeIconsPNG" style="position:absolute;left:15468;top:7162;width:11278;height:3271;visibility:visible;mso-wrap-style:square" o:gfxdata="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">
+                <v:shape id="Picture 14" o:spid="_x0000_s1031" type="#_x0000_t75" alt="Youtube Logo Image PNG Transparent Background, Free Download #46020 -  FreeIconsPNG" style="position:absolute;left:14097;top:7162;width:11277;height:3271;visibility:visible;mso-wrap-style:square" o:gfxdata="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">
                   <v:imagedata r:id="rId17" o:title="Youtube Logo Image PNG Transparent Background, Free Download #46020 -  FreeIconsPNG" croptop="14222f" cropbottom="17075f"/>
                 </v:shape>
               </v:group>
@@ -8129,7 +8110,7 @@
         <mc:AlternateContent>
           <mc:Choice Requires="wps">
             <w:drawing>
-              <wp:anchor distT="0" distB="0" distL="114300" distR="114300" simplePos="0" relativeHeight="251678720" behindDoc="0" locked="0" layoutInCell="1" allowOverlap="1" wp14:anchorId="743E4984" wp14:editId="00E31442">
+              <wp:anchor distT="0" distB="0" distL="114300" distR="114300" simplePos="0" relativeHeight="251678720" behindDoc="0" locked="0" layoutInCell="1" allowOverlap="1" wp14:anchorId="743E4984" wp14:editId="205B7602">
                 <wp:simplePos x="0" y="0"/>
                 <wp:positionH relativeFrom="column">
                   <wp:posOffset>-388620</wp:posOffset>
@@ -8137,8 +8118,8 @@
                 <wp:positionV relativeFrom="paragraph">
                   <wp:posOffset>240030</wp:posOffset>
                 </wp:positionV>
-                <wp:extent cx="6476365" cy="1447800"/>
-                <wp:effectExtent l="0" t="0" r="635" b="0"/>
+                <wp:extent cx="6591300" cy="1447800"/>
+                <wp:effectExtent l="0" t="0" r="0" b="0"/>
                 <wp:wrapNone/>
                 <wp:docPr id="1587621977" name="Text Box 10"/>
                 <wp:cNvGraphicFramePr/>
@@ -8149,7 +8130,7 @@
                       <wps:spPr>
                         <a:xfrm>
                           <a:off x="0" y="0"/>
-                          <a:ext cx="6476365" cy="1447800"/>
+                          <a:ext cx="6591300" cy="1447800"/>
                         </a:xfrm>
                         <a:prstGeom prst="rect">
                           <a:avLst/>
@@ -8184,6 +8165,16 @@
                                 <w:lang w:eastAsia="en-IN" w:bidi="gu-IN"/>
                               </w:rPr>
                               <w:t> </w:t>
+                            </w:r>
+                            <w:r>
+                              <w:rPr>
+                                <w:rFonts w:ascii="Arial" w:eastAsia="Times New Roman" w:hAnsi="Arial" w:cs="Arial"/>
+                                <w:color w:val="444444"/>
+                                <w:sz w:val="21"/>
+                                <w:szCs w:val="21"/>
+                                <w:lang w:eastAsia="en-IN" w:bidi="gu-IN"/>
+                              </w:rPr>
+                              <w:t xml:space="preserve">               </w:t>
                             </w:r>
                             <w:r>
                               <w:rPr>
@@ -8638,7 +8629,7 @@
           </mc:Choice>
           <mc:Fallback>
             <w:pict>
-              <v:shape w14:anchorId="743E4984" id="Text Box 10" o:spid="_x0000_s1027" type="#_x0000_t202" style="position:absolute;left:0;text-align:left;margin-left:-30.6pt;margin-top:18.9pt;width:509.95pt;height:114pt;z-index:251678720;visibility:visible;mso-wrap-style:square;mso-width-percent:0;mso-wrap-distance-left:9pt;mso-wrap-distance-top:0;mso-wrap-distance-right:9pt;mso-wrap-distance-bottom:0;mso-position-horizontal:absolute;mso-position-horizontal-relative:text;mso-position-vertical:absolute;mso-position-vertical-relative:text;mso-width-percent:0;mso-width-relative:margin;v-text-anchor:top" o:gfxdata="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" fillcolor="#002060" stroked="f" strokeweight=".5pt">
+              <v:shape w14:anchorId="743E4984" id="Text Box 10" o:spid="_x0000_s1027" type="#_x0000_t202" style="position:absolute;left:0;text-align:left;margin-left:-30.6pt;margin-top:18.9pt;width:519pt;height:114pt;z-index:251678720;visibility:visible;mso-wrap-style:square;mso-width-percent:0;mso-wrap-distance-left:9pt;mso-wrap-distance-top:0;mso-wrap-distance-right:9pt;mso-wrap-distance-bottom:0;mso-position-horizontal:absolute;mso-position-horizontal-relative:text;mso-position-vertical:absolute;mso-position-vertical-relative:text;mso-width-percent:0;mso-width-relative:margin;v-text-anchor:top" o:gfxdata="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" fillcolor="#002060" stroked="f" strokeweight=".5pt">
                 <v:textbox>
                   <w:txbxContent>
                     <w:p>
@@ -8662,6 +8653,16 @@
                           <w:lang w:eastAsia="en-IN" w:bidi="gu-IN"/>
                         </w:rPr>
                         <w:t> </w:t>
+                      </w:r>
+                      <w:r>
+                        <w:rPr>
+                          <w:rFonts w:ascii="Arial" w:eastAsia="Times New Roman" w:hAnsi="Arial" w:cs="Arial"/>
+                          <w:color w:val="444444"/>
+                          <w:sz w:val="21"/>
+                          <w:szCs w:val="21"/>
+                          <w:lang w:eastAsia="en-IN" w:bidi="gu-IN"/>
+                        </w:rPr>
+                        <w:t xml:space="preserve">               </w:t>
                       </w:r>
                       <w:r>
                         <w:rPr>
@@ -9123,20 +9124,19 @@
           <w:noProof/>
           <w:sz w:val="24"/>
           <w:szCs w:val="24"/>
-          <w:lang w:eastAsia="en-IN"/>
         </w:rPr>
         <mc:AlternateContent>
           <mc:Choice Requires="wps">
             <w:drawing>
-              <wp:anchor distT="0" distB="0" distL="114300" distR="114300" simplePos="0" relativeHeight="251679744" behindDoc="0" locked="0" layoutInCell="1" allowOverlap="1" wp14:anchorId="431F8D25" wp14:editId="1B0F378C">
+              <wp:anchor distT="0" distB="0" distL="114300" distR="114300" simplePos="0" relativeHeight="251688960" behindDoc="0" locked="0" layoutInCell="1" allowOverlap="1" wp14:anchorId="7116198F" wp14:editId="6483A1BE">
                 <wp:simplePos x="0" y="0"/>
                 <wp:positionH relativeFrom="column">
-                  <wp:posOffset>1150620</wp:posOffset>
+                  <wp:posOffset>716280</wp:posOffset>
                 </wp:positionH>
                 <wp:positionV relativeFrom="paragraph">
-                  <wp:posOffset>179705</wp:posOffset>
+                  <wp:posOffset>129540</wp:posOffset>
                 </wp:positionV>
-                <wp:extent cx="3375660" cy="967740"/>
+                <wp:extent cx="4328160" cy="967740"/>
                 <wp:effectExtent l="0" t="0" r="0" b="3810"/>
                 <wp:wrapNone/>
                 <wp:docPr id="685185014" name="Text Box 12"/>
@@ -9148,7 +9148,7 @@
                       <wps:spPr>
                         <a:xfrm>
                           <a:off x="0" y="0"/>
-                          <a:ext cx="3375660" cy="967740"/>
+                          <a:ext cx="4328160" cy="967740"/>
                         </a:xfrm>
                         <a:prstGeom prst="rect">
                           <a:avLst/>
@@ -9185,18 +9185,18 @@
                               <w:rPr>
                                 <w:rFonts w:ascii="Poppins" w:hAnsi="Poppins" w:cs="Poppins"/>
                                 <w:color w:val="FFFFFF" w:themeColor="background1"/>
-                                <w:sz w:val="16"/>
-                                <w:szCs w:val="16"/>
+                                <w:sz w:val="20"/>
+                                <w:szCs w:val="20"/>
                               </w:rPr>
                             </w:pPr>
                             <w:r>
                               <w:rPr>
                                 <w:rFonts w:ascii="Poppins" w:hAnsi="Poppins" w:cs="Poppins"/>
                                 <w:color w:val="FFFFFF" w:themeColor="background1"/>
-                                <w:sz w:val="16"/>
-                                <w:szCs w:val="16"/>
+                                <w:sz w:val="20"/>
+                                <w:szCs w:val="20"/>
                               </w:rPr>
-                              <w:t>C-901, Titanium Square, Near Oreva House, </w:t>
+                              <w:t>C-901, Titanium Square, Near Oreva House, S.G Highway,</w:t>
                             </w:r>
                           </w:p>
                           <w:p>
@@ -9206,40 +9206,18 @@
                               <w:rPr>
                                 <w:rFonts w:ascii="Poppins" w:hAnsi="Poppins" w:cs="Poppins"/>
                                 <w:color w:val="FFFFFF" w:themeColor="background1"/>
-                                <w:sz w:val="16"/>
-                                <w:szCs w:val="16"/>
+                                <w:sz w:val="20"/>
+                                <w:szCs w:val="20"/>
                               </w:rPr>
                             </w:pPr>
                             <w:r>
                               <w:rPr>
                                 <w:rFonts w:ascii="Poppins" w:hAnsi="Poppins" w:cs="Poppins"/>
                                 <w:color w:val="FFFFFF" w:themeColor="background1"/>
-                                <w:sz w:val="16"/>
-                                <w:szCs w:val="16"/>
+                                <w:sz w:val="20"/>
+                                <w:szCs w:val="20"/>
                               </w:rPr>
-                              <w:t xml:space="preserve">S.G Highway, Thaltej, </w:t>
-                            </w:r>
-                          </w:p>
-                          <w:p>
-                            <w:pPr>
-                              <w:spacing w:after="0" w:line="240" w:lineRule="auto"/>
-                              <w:jc w:val="center"/>
-                              <w:rPr>
-                                <w:rFonts w:ascii="Poppins" w:hAnsi="Poppins" w:cs="Poppins"/>
-                                <w:color w:val="FFFFFF" w:themeColor="background1"/>
-                                <w:sz w:val="16"/>
-                                <w:szCs w:val="16"/>
-                                <w:lang w:val="en-US"/>
-                              </w:rPr>
-                            </w:pPr>
-                            <w:r>
-                              <w:rPr>
-                                <w:rFonts w:ascii="Poppins" w:hAnsi="Poppins" w:cs="Poppins"/>
-                                <w:color w:val="FFFFFF" w:themeColor="background1"/>
-                                <w:sz w:val="16"/>
-                                <w:szCs w:val="16"/>
-                              </w:rPr>
-                              <w:t>Ahmedabad, Gujarat (India) – 380054</w:t>
+                              <w:t>Thaltej, Ahmedabad, Gujarat (India) – 380054</w:t>
                             </w:r>
                           </w:p>
                           <w:p>
@@ -9247,6 +9225,8 @@
                               <w:spacing w:after="0" w:line="240" w:lineRule="auto"/>
                               <w:rPr>
                                 <w:color w:val="FFFFFF" w:themeColor="background1"/>
+                                <w:sz w:val="28"/>
+                                <w:szCs w:val="28"/>
                                 <w:lang w:val="en-US"/>
                               </w:rPr>
                             </w:pPr>
@@ -9262,6 +9242,9 @@
                     </wps:wsp>
                   </a:graphicData>
                 </a:graphic>
+                <wp14:sizeRelH relativeFrom="margin">
+                  <wp14:pctWidth>0</wp14:pctWidth>
+                </wp14:sizeRelH>
                 <wp14:sizeRelV relativeFrom="margin">
                   <wp14:pctHeight>0</wp14:pctHeight>
                 </wp14:sizeRelV>
@@ -9270,7 +9253,7 @@
           </mc:Choice>
           <mc:Fallback>
             <w:pict>
-              <v:shape w14:anchorId="431F8D25" id="Text Box 12" o:spid="_x0000_s1028" type="#_x0000_t202" style="position:absolute;left:0;text-align:left;margin-left:90.6pt;margin-top:14.15pt;width:265.8pt;height:76.2pt;z-index:251679744;visibility:visible;mso-wrap-style:square;mso-height-percent:0;mso-wrap-distance-left:9pt;mso-wrap-distance-top:0;mso-wrap-distance-right:9pt;mso-wrap-distance-bottom:0;mso-position-horizontal:absolute;mso-position-horizontal-relative:text;mso-position-vertical:absolute;mso-position-vertical-relative:text;mso-height-percent:0;mso-height-relative:margin;v-text-anchor:top" o:gfxdata="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" filled="f" stroked="f" strokeweight=".5pt">
+              <v:shape w14:anchorId="7116198F" id="Text Box 12" o:spid="_x0000_s1028" type="#_x0000_t202" style="position:absolute;left:0;text-align:left;margin-left:56.4pt;margin-top:10.2pt;width:340.8pt;height:76.2pt;z-index:251688960;visibility:visible;mso-wrap-style:square;mso-width-percent:0;mso-height-percent:0;mso-wrap-distance-left:9pt;mso-wrap-distance-top:0;mso-wrap-distance-right:9pt;mso-wrap-distance-bottom:0;mso-position-horizontal:absolute;mso-position-horizontal-relative:text;mso-position-vertical:absolute;mso-position-vertical-relative:text;mso-width-percent:0;mso-height-percent:0;mso-width-relative:margin;mso-height-relative:margin;v-text-anchor:top" o:gfxdata="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" filled="f" stroked="f" strokeweight=".5pt">
                 <v:textbox>
                   <w:txbxContent>
                     <w:p>
@@ -9298,18 +9281,18 @@
                         <w:rPr>
                           <w:rFonts w:ascii="Poppins" w:hAnsi="Poppins" w:cs="Poppins"/>
                           <w:color w:val="FFFFFF" w:themeColor="background1"/>
-                          <w:sz w:val="16"/>
-                          <w:szCs w:val="16"/>
+                          <w:sz w:val="20"/>
+                          <w:szCs w:val="20"/>
                         </w:rPr>
                       </w:pPr>
                       <w:r>
                         <w:rPr>
                           <w:rFonts w:ascii="Poppins" w:hAnsi="Poppins" w:cs="Poppins"/>
                           <w:color w:val="FFFFFF" w:themeColor="background1"/>
-                          <w:sz w:val="16"/>
-                          <w:szCs w:val="16"/>
+                          <w:sz w:val="20"/>
+                          <w:szCs w:val="20"/>
                         </w:rPr>
-                        <w:t>C-901, Titanium Square, Near Oreva House, </w:t>
+                        <w:t>C-901, Titanium Square, Near Oreva House, S.G Highway,</w:t>
                       </w:r>
                     </w:p>
                     <w:p>
@@ -9319,40 +9302,18 @@
                         <w:rPr>
                           <w:rFonts w:ascii="Poppins" w:hAnsi="Poppins" w:cs="Poppins"/>
                           <w:color w:val="FFFFFF" w:themeColor="background1"/>
-                          <w:sz w:val="16"/>
-                          <w:szCs w:val="16"/>
+                          <w:sz w:val="20"/>
+                          <w:szCs w:val="20"/>
                         </w:rPr>
                       </w:pPr>
                       <w:r>
                         <w:rPr>
                           <w:rFonts w:ascii="Poppins" w:hAnsi="Poppins" w:cs="Poppins"/>
                           <w:color w:val="FFFFFF" w:themeColor="background1"/>
-                          <w:sz w:val="16"/>
-                          <w:szCs w:val="16"/>
+                          <w:sz w:val="20"/>
+                          <w:szCs w:val="20"/>
                         </w:rPr>
-                        <w:t xml:space="preserve">S.G Highway, Thaltej, </w:t>
-                      </w:r>
-                    </w:p>
-                    <w:p>
-                      <w:pPr>
-                        <w:spacing w:after="0" w:line="240" w:lineRule="auto"/>
-                        <w:jc w:val="center"/>
-                        <w:rPr>
-                          <w:rFonts w:ascii="Poppins" w:hAnsi="Poppins" w:cs="Poppins"/>
-                          <w:color w:val="FFFFFF" w:themeColor="background1"/>
-                          <w:sz w:val="16"/>
-                          <w:szCs w:val="16"/>
-                          <w:lang w:val="en-US"/>
-                        </w:rPr>
-                      </w:pPr>
-                      <w:r>
-                        <w:rPr>
-                          <w:rFonts w:ascii="Poppins" w:hAnsi="Poppins" w:cs="Poppins"/>
-                          <w:color w:val="FFFFFF" w:themeColor="background1"/>
-                          <w:sz w:val="16"/>
-                          <w:szCs w:val="16"/>
-                        </w:rPr>
-                        <w:t>Ahmedabad, Gujarat (India) – 380054</w:t>
+                        <w:t>Thaltej, Ahmedabad, Gujarat (India) – 380054</w:t>
                       </w:r>
                     </w:p>
                     <w:p>
@@ -9360,6 +9321,8 @@
                         <w:spacing w:after="0" w:line="240" w:lineRule="auto"/>
                         <w:rPr>
                           <w:color w:val="FFFFFF" w:themeColor="background1"/>
+                          <w:sz w:val="28"/>
+                          <w:szCs w:val="28"/>
                           <w:lang w:val="en-US"/>
                         </w:rPr>
                       </w:pPr>
@@ -9417,10 +9380,10 @@
         <mc:AlternateContent>
           <mc:Choice Requires="wps">
             <w:drawing>
-              <wp:anchor distT="0" distB="0" distL="114300" distR="114300" simplePos="0" relativeHeight="251680768" behindDoc="0" locked="0" layoutInCell="1" allowOverlap="1" wp14:anchorId="46630CE4" wp14:editId="2147FAAB">
+              <wp:anchor distT="0" distB="0" distL="114300" distR="114300" simplePos="0" relativeHeight="251691008" behindDoc="0" locked="0" layoutInCell="1" allowOverlap="1" wp14:anchorId="09AE4B8B" wp14:editId="4E430BE7">
                 <wp:simplePos x="0" y="0"/>
                 <wp:positionH relativeFrom="column">
-                  <wp:posOffset>-53340</wp:posOffset>
+                  <wp:posOffset>0</wp:posOffset>
                 </wp:positionH>
                 <wp:positionV relativeFrom="paragraph">
                   <wp:posOffset>121285</wp:posOffset>
@@ -9428,7 +9391,7 @@
                 <wp:extent cx="6019800" cy="275590"/>
                 <wp:effectExtent l="0" t="0" r="0" b="0"/>
                 <wp:wrapNone/>
-                <wp:docPr id="95229229" name="Text Box 15"/>
+                <wp:docPr id="1023" name="Text Box 15"/>
                 <wp:cNvGraphicFramePr/>
                 <a:graphic xmlns:a="http://schemas.openxmlformats.org/drawingml/2006/main">
                   <a:graphicData uri="http://schemas.microsoft.com/office/word/2010/wordprocessingShape">
@@ -9467,9 +9430,10 @@
                                   <w:color w:val="FFFFFF" w:themeColor="background1"/>
                                   <w:sz w:val="18"/>
                                   <w:szCs w:val="18"/>
+                                  <w:u w:val="none"/>
                                   <w:lang w:val="en-US"/>
                                 </w:rPr>
-                                <w:t>Info.arowawebtehc@gmail.com</w:t>
+                                <w:t>info.arowawebtech@gmail.com</w:t>
                               </w:r>
                             </w:hyperlink>
                             <w:r>
@@ -9490,6 +9454,7 @@
                                   <w:color w:val="FFFFFF" w:themeColor="background1"/>
                                   <w:sz w:val="18"/>
                                   <w:szCs w:val="18"/>
+                                  <w:u w:val="none"/>
                                   <w:lang w:val="en-US"/>
                                 </w:rPr>
                                 <w:t>www.arowawebtech.com</w:t>
@@ -9565,7 +9530,7 @@
           </mc:Choice>
           <mc:Fallback>
             <w:pict>
-              <v:shape w14:anchorId="46630CE4" id="Text Box 15" o:spid="_x0000_s1029" type="#_x0000_t202" style="position:absolute;left:0;text-align:left;margin-left:-4.2pt;margin-top:9.55pt;width:474pt;height:21.7pt;z-index:251680768;visibility:visible;mso-wrap-style:square;mso-width-percent:0;mso-wrap-distance-left:9pt;mso-wrap-distance-top:0;mso-wrap-distance-right:9pt;mso-wrap-distance-bottom:0;mso-position-horizontal:absolute;mso-position-horizontal-relative:text;mso-position-vertical:absolute;mso-position-vertical-relative:text;mso-width-percent:0;mso-width-relative:margin;v-text-anchor:top" o:gfxdata="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" filled="f" stroked="f" strokeweight=".5pt">
+              <v:shape w14:anchorId="09AE4B8B" id="Text Box 15" o:spid="_x0000_s1029" type="#_x0000_t202" style="position:absolute;left:0;text-align:left;margin-left:0;margin-top:9.55pt;width:474pt;height:21.7pt;z-index:251691008;visibility:visible;mso-wrap-style:square;mso-width-percent:0;mso-wrap-distance-left:9pt;mso-wrap-distance-top:0;mso-wrap-distance-right:9pt;mso-wrap-distance-bottom:0;mso-position-horizontal:absolute;mso-position-horizontal-relative:text;mso-position-vertical:absolute;mso-position-vertical-relative:text;mso-width-percent:0;mso-width-relative:margin;v-text-anchor:top" o:gfxdata="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" filled="f" stroked="f" strokeweight=".5pt">
                 <v:textbox>
                   <w:txbxContent>
                     <w:p>
@@ -9586,9 +9551,10 @@
                             <w:color w:val="FFFFFF" w:themeColor="background1"/>
                             <w:sz w:val="18"/>
                             <w:szCs w:val="18"/>
+                            <w:u w:val="none"/>
                             <w:lang w:val="en-US"/>
                           </w:rPr>
-                          <w:t>Info.arowawebtehc@gmail.com</w:t>
+                          <w:t>info.arowawebtech@gmail.com</w:t>
                         </w:r>
                       </w:hyperlink>
                       <w:r>
@@ -9609,6 +9575,7 @@
                             <w:color w:val="FFFFFF" w:themeColor="background1"/>
                             <w:sz w:val="18"/>
                             <w:szCs w:val="18"/>
+                            <w:u w:val="none"/>
                             <w:lang w:val="en-US"/>
                           </w:rPr>
                           <w:t>www.arowawebtech.com</w:t>
@@ -10148,6 +10115,32 @@
 
 <file path=word/numbering.xml><?xml version="1.0" encoding="utf-8"?>
 <w:numbering xmlns:wpc="http://schemas.microsoft.com/office/word/2010/wordprocessingCanvas" xmlns:cx="http://schemas.microsoft.com/office/drawing/2014/chartex" xmlns:cx1="http://schemas.microsoft.com/office/drawing/2015/9/8/chartex" xmlns:cx2="http://schemas.microsoft.com/office/drawing/2015/10/21/chartex" xmlns:cx3="http://schemas.microsoft.com/office/drawing/2016/5/9/chartex" xmlns:cx4="http://schemas.microsoft.com/office/drawing/2016/5/10/chartex" xmlns:cx5="http://schemas.microsoft.com/office/drawing/2016/5/11/chartex" xmlns:cx6="http://schemas.microsoft.com/office/drawing/2016/5/12/chartex" xmlns:cx7="http://schemas.microsoft.com/office/drawing/2016/5/13/chartex" xmlns:cx8="http://schemas.microsoft.com/office/drawing/2016/5/14/chartex" xmlns:mc="http://schemas.openxmlformats.org/markup-compatibility/2006" xmlns:aink="http://schemas.microsoft.com/office/drawing/2016/ink" xmlns:am3d="http://schemas.microsoft.com/office/drawing/2017/model3d" xmlns:o="urn:schemas-microsoft-com:office:office" xmlns:oel="http://schemas.microsoft.com/office/2019/extlst" xmlns:r="http://schemas.openxmlformats.org/officeDocument/2006/relationships" xmlns:m="http://schemas.openxmlformats.org/officeDocument/2006/math" xmlns:v="urn:schemas-microsoft-com:vml" xmlns:wp14="http://schemas.microsoft.com/office/word/2010/wordprocessingDrawing" xmlns:wp="http://schemas.openxmlformats.org/drawingml/2006/wordprocessingDrawing" xmlns:w10="urn:schemas-microsoft-com:office:word" xmlns:w="http://schemas.openxmlformats.org/wordprocessingml/2006/main" xmlns:w14="http://schemas.microsoft.com/office/word/2010/wordml" xmlns:w15="http://schemas.microsoft.com/office/word/2012/wordml" xmlns:w16cex="http://schemas.microsoft.com/office/word/2018/wordml/cex" xmlns:w16cid="http://schemas.microsoft.com/office/word/2016/wordml/cid" xmlns:w16="http://schemas.microsoft.com/office/word/2018/wordml" xmlns:w16du="http://schemas.microsoft.com/office/word/2023/wordml/word16du" xmlns:w16sdtdh="http://schemas.microsoft.com/office/word/2020/wordml/sdtdatahash" xmlns:w16sdtfl="http://schemas.microsoft.com/office/word/2024/wordml/sdtformatlock" xmlns:w16se="http://schemas.microsoft.com/office/word/2015/wordml/symex" xmlns:wpg="http://schemas.microsoft.com/office/word/2010/wordprocessingGroup" xmlns:wpi="http://schemas.microsoft.com/office/word/2010/wordprocessingInk" xmlns:wne="http://schemas.microsoft.com/office/word/2006/wordml" xmlns:wps="http://schemas.microsoft.com/office/word/2010/wordprocessingShape" mc:Ignorable="w14 w15 w16se w16cid w16 w16cex w16sdtdh w16sdtfl w16du wp14">
+  <w:numPicBullet w:numPicBulletId="0">
+    <w:pict>
+      <v:shapetype id="_x0000_t75" coordsize="21600,21600" o:spt="75" o:preferrelative="t" path="m@4@5l@4@11@9@11@9@5xe" filled="f" stroked="f">
+        <v:stroke joinstyle="miter"/>
+        <v:formulas>
+          <v:f eqn="if lineDrawn pixelLineWidth 0"/>
+          <v:f eqn="sum @0 1 0"/>
+          <v:f eqn="sum 0 0 @1"/>
+          <v:f eqn="prod @2 1 2"/>
+          <v:f eqn="prod @3 21600 pixelWidth"/>
+          <v:f eqn="prod @3 21600 pixelHeight"/>
+          <v:f eqn="sum @0 0 1"/>
+          <v:f eqn="prod @6 1 2"/>
+          <v:f eqn="prod @7 21600 pixelWidth"/>
+          <v:f eqn="sum @8 21600 0"/>
+          <v:f eqn="prod @7 21600 pixelHeight"/>
+          <v:f eqn="sum @10 21600 0"/>
+        </v:formulas>
+        <v:path o:extrusionok="f" gradientshapeok="t" o:connecttype="rect"/>
+        <o:lock v:ext="edit" aspectratio="t"/>
+      </v:shapetype>
+      <v:shape id="_x0000_i1025" type="#_x0000_t75" style="width:11.25pt;height:11.25pt" o:bullet="t">
+        <v:imagedata r:id="rId1" o:title="mso53A8"/>
+      </v:shape>
+    </w:pict>
+  </w:numPicBullet>
   <w:abstractNum w:abstractNumId="0" w15:restartNumberingAfterBreak="0">
     <w:nsid w:val="025A692A"/>
     <w:multiLevelType w:val="hybridMultilevel"/>
@@ -10264,11 +10257,12 @@
   <w:abstractNum w:abstractNumId="1" w15:restartNumberingAfterBreak="0">
     <w:nsid w:val="09135C8C"/>
     <w:multiLevelType w:val="multilevel"/>
-    <w:tmpl w:val="3E023B6C"/>
+    <w:tmpl w:val="FDDA18F8"/>
     <w:lvl w:ilvl="0">
       <w:start w:val="1"/>
       <w:numFmt w:val="bullet"/>
       <w:lvlText w:val=""/>
+      <w:lvlPicBulletId w:val="0"/>
       <w:lvlJc w:val="left"/>
       <w:pPr>
         <w:tabs>
@@ -11665,11 +11659,12 @@
   <w:abstractNum w:abstractNumId="13" w15:restartNumberingAfterBreak="0">
     <w:nsid w:val="55E161E7"/>
     <w:multiLevelType w:val="hybridMultilevel"/>
-    <w:tmpl w:val="2A044888"/>
-    <w:lvl w:ilvl="0" w:tplc="40090001">
+    <w:tmpl w:val="D29419AA"/>
+    <w:lvl w:ilvl="0" w:tplc="40090007">
       <w:start w:val="1"/>
       <w:numFmt w:val="bullet"/>
       <w:lvlText w:val=""/>
+      <w:lvlPicBulletId w:val="0"/>
       <w:lvlJc w:val="left"/>
       <w:pPr>
         <w:ind w:left="360" w:hanging="360"/>
